--- a/downloads/teacher/05 Materials/Unit 06/Slides/Slides 06.13 - Scale the Recipe and Cost It From the Circular.docx
+++ b/downloads/teacher/05 Materials/Unit 06/Slides/Slides 06.13 - Scale the Recipe and Cost It From the Circular.docx
@@ -611,15 +611,6 @@
       </w:r>
       <w:r>
         <w:t xml:space="preserve">Notes: The last four are estimates.</w:t>
-      </w:r>
-      <w:r>
-        <w:t xml:space="preserve"> </w:t>
-      </w:r>
-      <w:r>
-        <w:rPr>
-          <w:rStyle w:val="TeacherNote"/>
-        </w:rPr>
-        <w:t xml:space="preserve">[Sal: measure one package of each once and write the real number on the strip.]</w:t>
       </w:r>
     </w:p>
     <w:p>
